--- a/Ice_Data_Working Document.docx
+++ b/Ice_Data_Working Document.docx
@@ -390,7 +390,7 @@
       <w:pPr>
         <w:numPr>
           <w:ilvl w:val="0"/>
-          <w:numId w:val="38"/>
+          <w:numId w:val="41"/>
         </w:numPr>
         <w:spacing w:after="0"/>
       </w:pPr>
@@ -402,7 +402,7 @@
       <w:pPr>
         <w:numPr>
           <w:ilvl w:val="0"/>
-          <w:numId w:val="38"/>
+          <w:numId w:val="42"/>
         </w:numPr>
         <w:spacing w:after="0"/>
       </w:pPr>
@@ -579,6 +579,9 @@
           <w:numId w:val="40"/>
         </w:numPr>
       </w:pPr>
+      <w:r>
+        <w:t xml:space="preserve">We now have energy data.  So what?  </w:t>
+      </w:r>
     </w:p>
     <w:p>
       <w:pPr>
@@ -4185,6 +4188,155 @@
     </w:lvl>
   </w:abstractNum>
   <w:abstractNum w:abstractNumId="24" w15:restartNumberingAfterBreak="0">
+    <w:nsid w:val="4D980FCC"/>
+    <w:multiLevelType w:val="multilevel"/>
+    <w:tmpl w:val="C92635D6"/>
+    <w:lvl w:ilvl="0">
+      <w:start w:val="1"/>
+      <w:numFmt w:val="bullet"/>
+      <w:lvlText w:val="✓"/>
+      <w:lvlJc w:val="left"/>
+      <w:pPr>
+        <w:tabs>
+          <w:tab w:val="num" w:pos="720"/>
+        </w:tabs>
+        <w:ind w:left="720" w:hanging="360"/>
+      </w:pPr>
+      <w:rPr>
+        <w:rFonts w:ascii="Aptos" w:hAnsi="Aptos" w:hint="default"/>
+        <w:sz w:val="20"/>
+      </w:rPr>
+    </w:lvl>
+    <w:lvl w:ilvl="1" w:tentative="1">
+      <w:start w:val="1"/>
+      <w:numFmt w:val="bullet"/>
+      <w:lvlText w:val="o"/>
+      <w:lvlJc w:val="left"/>
+      <w:pPr>
+        <w:tabs>
+          <w:tab w:val="num" w:pos="1440"/>
+        </w:tabs>
+        <w:ind w:left="1440" w:hanging="360"/>
+      </w:pPr>
+      <w:rPr>
+        <w:rFonts w:ascii="Courier New" w:hAnsi="Courier New" w:hint="default"/>
+        <w:sz w:val="20"/>
+      </w:rPr>
+    </w:lvl>
+    <w:lvl w:ilvl="2" w:tentative="1">
+      <w:start w:val="1"/>
+      <w:numFmt w:val="bullet"/>
+      <w:lvlText w:val=""/>
+      <w:lvlJc w:val="left"/>
+      <w:pPr>
+        <w:tabs>
+          <w:tab w:val="num" w:pos="2160"/>
+        </w:tabs>
+        <w:ind w:left="2160" w:hanging="360"/>
+      </w:pPr>
+      <w:rPr>
+        <w:rFonts w:ascii="Wingdings" w:hAnsi="Wingdings" w:hint="default"/>
+        <w:sz w:val="20"/>
+      </w:rPr>
+    </w:lvl>
+    <w:lvl w:ilvl="3" w:tentative="1">
+      <w:start w:val="1"/>
+      <w:numFmt w:val="bullet"/>
+      <w:lvlText w:val=""/>
+      <w:lvlJc w:val="left"/>
+      <w:pPr>
+        <w:tabs>
+          <w:tab w:val="num" w:pos="2880"/>
+        </w:tabs>
+        <w:ind w:left="2880" w:hanging="360"/>
+      </w:pPr>
+      <w:rPr>
+        <w:rFonts w:ascii="Wingdings" w:hAnsi="Wingdings" w:hint="default"/>
+        <w:sz w:val="20"/>
+      </w:rPr>
+    </w:lvl>
+    <w:lvl w:ilvl="4" w:tentative="1">
+      <w:start w:val="1"/>
+      <w:numFmt w:val="bullet"/>
+      <w:lvlText w:val=""/>
+      <w:lvlJc w:val="left"/>
+      <w:pPr>
+        <w:tabs>
+          <w:tab w:val="num" w:pos="3600"/>
+        </w:tabs>
+        <w:ind w:left="3600" w:hanging="360"/>
+      </w:pPr>
+      <w:rPr>
+        <w:rFonts w:ascii="Wingdings" w:hAnsi="Wingdings" w:hint="default"/>
+        <w:sz w:val="20"/>
+      </w:rPr>
+    </w:lvl>
+    <w:lvl w:ilvl="5" w:tentative="1">
+      <w:start w:val="1"/>
+      <w:numFmt w:val="bullet"/>
+      <w:lvlText w:val=""/>
+      <w:lvlJc w:val="left"/>
+      <w:pPr>
+        <w:tabs>
+          <w:tab w:val="num" w:pos="4320"/>
+        </w:tabs>
+        <w:ind w:left="4320" w:hanging="360"/>
+      </w:pPr>
+      <w:rPr>
+        <w:rFonts w:ascii="Wingdings" w:hAnsi="Wingdings" w:hint="default"/>
+        <w:sz w:val="20"/>
+      </w:rPr>
+    </w:lvl>
+    <w:lvl w:ilvl="6" w:tentative="1">
+      <w:start w:val="1"/>
+      <w:numFmt w:val="bullet"/>
+      <w:lvlText w:val=""/>
+      <w:lvlJc w:val="left"/>
+      <w:pPr>
+        <w:tabs>
+          <w:tab w:val="num" w:pos="5040"/>
+        </w:tabs>
+        <w:ind w:left="5040" w:hanging="360"/>
+      </w:pPr>
+      <w:rPr>
+        <w:rFonts w:ascii="Wingdings" w:hAnsi="Wingdings" w:hint="default"/>
+        <w:sz w:val="20"/>
+      </w:rPr>
+    </w:lvl>
+    <w:lvl w:ilvl="7" w:tentative="1">
+      <w:start w:val="1"/>
+      <w:numFmt w:val="bullet"/>
+      <w:lvlText w:val=""/>
+      <w:lvlJc w:val="left"/>
+      <w:pPr>
+        <w:tabs>
+          <w:tab w:val="num" w:pos="5760"/>
+        </w:tabs>
+        <w:ind w:left="5760" w:hanging="360"/>
+      </w:pPr>
+      <w:rPr>
+        <w:rFonts w:ascii="Wingdings" w:hAnsi="Wingdings" w:hint="default"/>
+        <w:sz w:val="20"/>
+      </w:rPr>
+    </w:lvl>
+    <w:lvl w:ilvl="8" w:tentative="1">
+      <w:start w:val="1"/>
+      <w:numFmt w:val="bullet"/>
+      <w:lvlText w:val=""/>
+      <w:lvlJc w:val="left"/>
+      <w:pPr>
+        <w:tabs>
+          <w:tab w:val="num" w:pos="6480"/>
+        </w:tabs>
+        <w:ind w:left="6480" w:hanging="360"/>
+      </w:pPr>
+      <w:rPr>
+        <w:rFonts w:ascii="Wingdings" w:hAnsi="Wingdings" w:hint="default"/>
+        <w:sz w:val="20"/>
+      </w:rPr>
+    </w:lvl>
+  </w:abstractNum>
+  <w:abstractNum w:abstractNumId="25" w15:restartNumberingAfterBreak="0">
     <w:nsid w:val="4E513E6A"/>
     <w:multiLevelType w:val="multilevel"/>
     <w:tmpl w:val="5F885ACE"/>
@@ -4333,7 +4485,7 @@
       </w:rPr>
     </w:lvl>
   </w:abstractNum>
-  <w:abstractNum w:abstractNumId="25" w15:restartNumberingAfterBreak="0">
+  <w:abstractNum w:abstractNumId="26" w15:restartNumberingAfterBreak="0">
     <w:nsid w:val="4EE91802"/>
     <w:multiLevelType w:val="multilevel"/>
     <w:tmpl w:val="7A7C46EA"/>
@@ -4482,7 +4634,7 @@
       </w:rPr>
     </w:lvl>
   </w:abstractNum>
-  <w:abstractNum w:abstractNumId="26" w15:restartNumberingAfterBreak="0">
+  <w:abstractNum w:abstractNumId="27" w15:restartNumberingAfterBreak="0">
     <w:nsid w:val="57727465"/>
     <w:multiLevelType w:val="multilevel"/>
     <w:tmpl w:val="1912173C"/>
@@ -4631,7 +4783,7 @@
       </w:rPr>
     </w:lvl>
   </w:abstractNum>
-  <w:abstractNum w:abstractNumId="27" w15:restartNumberingAfterBreak="0">
+  <w:abstractNum w:abstractNumId="28" w15:restartNumberingAfterBreak="0">
     <w:nsid w:val="5BFA62CA"/>
     <w:multiLevelType w:val="multilevel"/>
     <w:tmpl w:val="485A193A"/>
@@ -4780,7 +4932,7 @@
       </w:rPr>
     </w:lvl>
   </w:abstractNum>
-  <w:abstractNum w:abstractNumId="28" w15:restartNumberingAfterBreak="0">
+  <w:abstractNum w:abstractNumId="29" w15:restartNumberingAfterBreak="0">
     <w:nsid w:val="5F143F45"/>
     <w:multiLevelType w:val="multilevel"/>
     <w:tmpl w:val="1B947310"/>
@@ -4929,7 +5081,7 @@
       </w:rPr>
     </w:lvl>
   </w:abstractNum>
-  <w:abstractNum w:abstractNumId="29" w15:restartNumberingAfterBreak="0">
+  <w:abstractNum w:abstractNumId="30" w15:restartNumberingAfterBreak="0">
     <w:nsid w:val="633662B3"/>
     <w:multiLevelType w:val="multilevel"/>
     <w:tmpl w:val="7FCC2A1A"/>
@@ -5078,7 +5230,7 @@
       </w:rPr>
     </w:lvl>
   </w:abstractNum>
-  <w:abstractNum w:abstractNumId="30" w15:restartNumberingAfterBreak="0">
+  <w:abstractNum w:abstractNumId="31" w15:restartNumberingAfterBreak="0">
     <w:nsid w:val="643063D6"/>
     <w:multiLevelType w:val="multilevel"/>
     <w:tmpl w:val="9CFCED1A"/>
@@ -5227,7 +5379,7 @@
       </w:rPr>
     </w:lvl>
   </w:abstractNum>
-  <w:abstractNum w:abstractNumId="31" w15:restartNumberingAfterBreak="0">
+  <w:abstractNum w:abstractNumId="32" w15:restartNumberingAfterBreak="0">
     <w:nsid w:val="68A005A8"/>
     <w:multiLevelType w:val="multilevel"/>
     <w:tmpl w:val="71D45052"/>
@@ -5376,7 +5528,7 @@
       </w:rPr>
     </w:lvl>
   </w:abstractNum>
-  <w:abstractNum w:abstractNumId="32" w15:restartNumberingAfterBreak="0">
+  <w:abstractNum w:abstractNumId="33" w15:restartNumberingAfterBreak="0">
     <w:nsid w:val="69C14D48"/>
     <w:multiLevelType w:val="multilevel"/>
     <w:tmpl w:val="2BA27212"/>
@@ -5525,7 +5677,7 @@
       </w:rPr>
     </w:lvl>
   </w:abstractNum>
-  <w:abstractNum w:abstractNumId="33" w15:restartNumberingAfterBreak="0">
+  <w:abstractNum w:abstractNumId="34" w15:restartNumberingAfterBreak="0">
     <w:nsid w:val="6AA755BE"/>
     <w:multiLevelType w:val="multilevel"/>
     <w:tmpl w:val="28B8A60A"/>
@@ -5674,7 +5826,7 @@
       </w:rPr>
     </w:lvl>
   </w:abstractNum>
-  <w:abstractNum w:abstractNumId="34" w15:restartNumberingAfterBreak="0">
+  <w:abstractNum w:abstractNumId="35" w15:restartNumberingAfterBreak="0">
     <w:nsid w:val="6B420F37"/>
     <w:multiLevelType w:val="multilevel"/>
     <w:tmpl w:val="A792379C"/>
@@ -5823,7 +5975,7 @@
       </w:rPr>
     </w:lvl>
   </w:abstractNum>
-  <w:abstractNum w:abstractNumId="35" w15:restartNumberingAfterBreak="0">
+  <w:abstractNum w:abstractNumId="36" w15:restartNumberingAfterBreak="0">
     <w:nsid w:val="6FA135D8"/>
     <w:multiLevelType w:val="multilevel"/>
     <w:tmpl w:val="DB1EABB6"/>
@@ -5972,7 +6124,7 @@
       </w:rPr>
     </w:lvl>
   </w:abstractNum>
-  <w:abstractNum w:abstractNumId="36" w15:restartNumberingAfterBreak="0">
+  <w:abstractNum w:abstractNumId="37" w15:restartNumberingAfterBreak="0">
     <w:nsid w:val="72893644"/>
     <w:multiLevelType w:val="multilevel"/>
     <w:tmpl w:val="01626AA8"/>
@@ -6121,7 +6273,7 @@
       </w:rPr>
     </w:lvl>
   </w:abstractNum>
-  <w:abstractNum w:abstractNumId="37" w15:restartNumberingAfterBreak="0">
+  <w:abstractNum w:abstractNumId="38" w15:restartNumberingAfterBreak="0">
     <w:nsid w:val="75D94AE1"/>
     <w:multiLevelType w:val="multilevel"/>
     <w:tmpl w:val="C8141BA2"/>
@@ -6270,7 +6422,7 @@
       </w:rPr>
     </w:lvl>
   </w:abstractNum>
-  <w:abstractNum w:abstractNumId="38" w15:restartNumberingAfterBreak="0">
+  <w:abstractNum w:abstractNumId="39" w15:restartNumberingAfterBreak="0">
     <w:nsid w:val="7756028C"/>
     <w:multiLevelType w:val="multilevel"/>
     <w:tmpl w:val="B128D88A"/>
@@ -6419,7 +6571,7 @@
       </w:rPr>
     </w:lvl>
   </w:abstractNum>
-  <w:abstractNum w:abstractNumId="39" w15:restartNumberingAfterBreak="0">
+  <w:abstractNum w:abstractNumId="40" w15:restartNumberingAfterBreak="0">
     <w:nsid w:val="77C33532"/>
     <w:multiLevelType w:val="multilevel"/>
     <w:tmpl w:val="14FC570A"/>
@@ -6568,17 +6720,166 @@
       </w:rPr>
     </w:lvl>
   </w:abstractNum>
+  <w:abstractNum w:abstractNumId="41" w15:restartNumberingAfterBreak="0">
+    <w:nsid w:val="7B454B02"/>
+    <w:multiLevelType w:val="multilevel"/>
+    <w:tmpl w:val="81D43E90"/>
+    <w:lvl w:ilvl="0">
+      <w:start w:val="1"/>
+      <w:numFmt w:val="bullet"/>
+      <w:lvlText w:val="✓"/>
+      <w:lvlJc w:val="left"/>
+      <w:pPr>
+        <w:tabs>
+          <w:tab w:val="num" w:pos="720"/>
+        </w:tabs>
+        <w:ind w:left="720" w:hanging="360"/>
+      </w:pPr>
+      <w:rPr>
+        <w:rFonts w:ascii="Aptos" w:hAnsi="Aptos" w:hint="default"/>
+        <w:sz w:val="20"/>
+      </w:rPr>
+    </w:lvl>
+    <w:lvl w:ilvl="1" w:tentative="1">
+      <w:start w:val="1"/>
+      <w:numFmt w:val="bullet"/>
+      <w:lvlText w:val="o"/>
+      <w:lvlJc w:val="left"/>
+      <w:pPr>
+        <w:tabs>
+          <w:tab w:val="num" w:pos="1440"/>
+        </w:tabs>
+        <w:ind w:left="1440" w:hanging="360"/>
+      </w:pPr>
+      <w:rPr>
+        <w:rFonts w:ascii="Courier New" w:hAnsi="Courier New" w:hint="default"/>
+        <w:sz w:val="20"/>
+      </w:rPr>
+    </w:lvl>
+    <w:lvl w:ilvl="2" w:tentative="1">
+      <w:start w:val="1"/>
+      <w:numFmt w:val="bullet"/>
+      <w:lvlText w:val=""/>
+      <w:lvlJc w:val="left"/>
+      <w:pPr>
+        <w:tabs>
+          <w:tab w:val="num" w:pos="2160"/>
+        </w:tabs>
+        <w:ind w:left="2160" w:hanging="360"/>
+      </w:pPr>
+      <w:rPr>
+        <w:rFonts w:ascii="Wingdings" w:hAnsi="Wingdings" w:hint="default"/>
+        <w:sz w:val="20"/>
+      </w:rPr>
+    </w:lvl>
+    <w:lvl w:ilvl="3" w:tentative="1">
+      <w:start w:val="1"/>
+      <w:numFmt w:val="bullet"/>
+      <w:lvlText w:val=""/>
+      <w:lvlJc w:val="left"/>
+      <w:pPr>
+        <w:tabs>
+          <w:tab w:val="num" w:pos="2880"/>
+        </w:tabs>
+        <w:ind w:left="2880" w:hanging="360"/>
+      </w:pPr>
+      <w:rPr>
+        <w:rFonts w:ascii="Wingdings" w:hAnsi="Wingdings" w:hint="default"/>
+        <w:sz w:val="20"/>
+      </w:rPr>
+    </w:lvl>
+    <w:lvl w:ilvl="4" w:tentative="1">
+      <w:start w:val="1"/>
+      <w:numFmt w:val="bullet"/>
+      <w:lvlText w:val=""/>
+      <w:lvlJc w:val="left"/>
+      <w:pPr>
+        <w:tabs>
+          <w:tab w:val="num" w:pos="3600"/>
+        </w:tabs>
+        <w:ind w:left="3600" w:hanging="360"/>
+      </w:pPr>
+      <w:rPr>
+        <w:rFonts w:ascii="Wingdings" w:hAnsi="Wingdings" w:hint="default"/>
+        <w:sz w:val="20"/>
+      </w:rPr>
+    </w:lvl>
+    <w:lvl w:ilvl="5" w:tentative="1">
+      <w:start w:val="1"/>
+      <w:numFmt w:val="bullet"/>
+      <w:lvlText w:val=""/>
+      <w:lvlJc w:val="left"/>
+      <w:pPr>
+        <w:tabs>
+          <w:tab w:val="num" w:pos="4320"/>
+        </w:tabs>
+        <w:ind w:left="4320" w:hanging="360"/>
+      </w:pPr>
+      <w:rPr>
+        <w:rFonts w:ascii="Wingdings" w:hAnsi="Wingdings" w:hint="default"/>
+        <w:sz w:val="20"/>
+      </w:rPr>
+    </w:lvl>
+    <w:lvl w:ilvl="6" w:tentative="1">
+      <w:start w:val="1"/>
+      <w:numFmt w:val="bullet"/>
+      <w:lvlText w:val=""/>
+      <w:lvlJc w:val="left"/>
+      <w:pPr>
+        <w:tabs>
+          <w:tab w:val="num" w:pos="5040"/>
+        </w:tabs>
+        <w:ind w:left="5040" w:hanging="360"/>
+      </w:pPr>
+      <w:rPr>
+        <w:rFonts w:ascii="Wingdings" w:hAnsi="Wingdings" w:hint="default"/>
+        <w:sz w:val="20"/>
+      </w:rPr>
+    </w:lvl>
+    <w:lvl w:ilvl="7" w:tentative="1">
+      <w:start w:val="1"/>
+      <w:numFmt w:val="bullet"/>
+      <w:lvlText w:val=""/>
+      <w:lvlJc w:val="left"/>
+      <w:pPr>
+        <w:tabs>
+          <w:tab w:val="num" w:pos="5760"/>
+        </w:tabs>
+        <w:ind w:left="5760" w:hanging="360"/>
+      </w:pPr>
+      <w:rPr>
+        <w:rFonts w:ascii="Wingdings" w:hAnsi="Wingdings" w:hint="default"/>
+        <w:sz w:val="20"/>
+      </w:rPr>
+    </w:lvl>
+    <w:lvl w:ilvl="8" w:tentative="1">
+      <w:start w:val="1"/>
+      <w:numFmt w:val="bullet"/>
+      <w:lvlText w:val=""/>
+      <w:lvlJc w:val="left"/>
+      <w:pPr>
+        <w:tabs>
+          <w:tab w:val="num" w:pos="6480"/>
+        </w:tabs>
+        <w:ind w:left="6480" w:hanging="360"/>
+      </w:pPr>
+      <w:rPr>
+        <w:rFonts w:ascii="Wingdings" w:hAnsi="Wingdings" w:hint="default"/>
+        <w:sz w:val="20"/>
+      </w:rPr>
+    </w:lvl>
+  </w:abstractNum>
   <w:num w:numId="1" w16cid:durableId="674117954">
-    <w:abstractNumId w:val="27"/>
+    <w:abstractNumId w:val="28"/>
   </w:num>
   <w:num w:numId="2" w16cid:durableId="295111007">
-    <w:abstractNumId w:val="24"/>
+    <w:abstractNumId w:val="25"/>
   </w:num>
   <w:num w:numId="3" w16cid:durableId="1943612186">
     <w:abstractNumId w:val="10"/>
   </w:num>
   <w:num w:numId="4" w16cid:durableId="170146830">
-    <w:abstractNumId w:val="25"/>
+    <w:abstractNumId w:val="26"/>
   </w:num>
   <w:num w:numId="5" w16cid:durableId="1663199734">
     <w:abstractNumId w:val="9"/>
@@ -6593,25 +6894,25 @@
     <w:abstractNumId w:val="16"/>
   </w:num>
   <w:num w:numId="9" w16cid:durableId="366377554">
-    <w:abstractNumId w:val="36"/>
+    <w:abstractNumId w:val="37"/>
   </w:num>
   <w:num w:numId="10" w16cid:durableId="1005745889">
-    <w:abstractNumId w:val="37"/>
+    <w:abstractNumId w:val="38"/>
   </w:num>
   <w:num w:numId="11" w16cid:durableId="1460683658">
-    <w:abstractNumId w:val="34"/>
+    <w:abstractNumId w:val="35"/>
   </w:num>
   <w:num w:numId="12" w16cid:durableId="1526022749">
-    <w:abstractNumId w:val="26"/>
+    <w:abstractNumId w:val="27"/>
   </w:num>
   <w:num w:numId="13" w16cid:durableId="165026082">
     <w:abstractNumId w:val="12"/>
   </w:num>
   <w:num w:numId="14" w16cid:durableId="1356882012">
-    <w:abstractNumId w:val="32"/>
+    <w:abstractNumId w:val="33"/>
   </w:num>
   <w:num w:numId="15" w16cid:durableId="1675306275">
-    <w:abstractNumId w:val="31"/>
+    <w:abstractNumId w:val="32"/>
   </w:num>
   <w:num w:numId="16" w16cid:durableId="560483994">
     <w:abstractNumId w:val="2"/>
@@ -6632,10 +6933,10 @@
     <w:abstractNumId w:val="14"/>
   </w:num>
   <w:num w:numId="22" w16cid:durableId="1170832772">
-    <w:abstractNumId w:val="29"/>
+    <w:abstractNumId w:val="30"/>
   </w:num>
   <w:num w:numId="23" w16cid:durableId="1851065904">
-    <w:abstractNumId w:val="38"/>
+    <w:abstractNumId w:val="39"/>
   </w:num>
   <w:num w:numId="24" w16cid:durableId="1012685763">
     <w:abstractNumId w:val="7"/>
@@ -6644,7 +6945,7 @@
     <w:abstractNumId w:val="0"/>
   </w:num>
   <w:num w:numId="26" w16cid:durableId="1342123918">
-    <w:abstractNumId w:val="30"/>
+    <w:abstractNumId w:val="31"/>
   </w:num>
   <w:num w:numId="27" w16cid:durableId="1389186783">
     <w:abstractNumId w:val="8"/>
@@ -6668,10 +6969,10 @@
     <w:abstractNumId w:val="23"/>
   </w:num>
   <w:num w:numId="34" w16cid:durableId="1897279403">
-    <w:abstractNumId w:val="35"/>
+    <w:abstractNumId w:val="36"/>
   </w:num>
   <w:num w:numId="35" w16cid:durableId="1266496678">
-    <w:abstractNumId w:val="28"/>
+    <w:abstractNumId w:val="29"/>
   </w:num>
   <w:num w:numId="36" w16cid:durableId="2036493157">
     <w:abstractNumId w:val="3"/>
@@ -6680,13 +6981,19 @@
     <w:abstractNumId w:val="20"/>
   </w:num>
   <w:num w:numId="38" w16cid:durableId="563637861">
-    <w:abstractNumId w:val="33"/>
+    <w:abstractNumId w:val="34"/>
   </w:num>
   <w:num w:numId="39" w16cid:durableId="1298536954">
-    <w:abstractNumId w:val="39"/>
+    <w:abstractNumId w:val="40"/>
   </w:num>
   <w:num w:numId="40" w16cid:durableId="1813787836">
     <w:abstractNumId w:val="21"/>
+  </w:num>
+  <w:num w:numId="41" w16cid:durableId="1119909508">
+    <w:abstractNumId w:val="24"/>
+  </w:num>
+  <w:num w:numId="42" w16cid:durableId="1379889441">
+    <w:abstractNumId w:val="41"/>
   </w:num>
 </w:numbering>
 </file>
@@ -7294,6 +7601,7 @@
   <w:style w:type="character" w:default="1" w:styleId="DefaultParagraphFont">
     <w:name w:val="Default Paragraph Font"/>
     <w:uiPriority w:val="1"/>
+    <w:semiHidden/>
     <w:unhideWhenUsed/>
   </w:style>
   <w:style w:type="table" w:default="1" w:styleId="TableNormal">
